--- a/CircuiteBreakerCaseStudy.docx
+++ b/CircuiteBreakerCaseStudy.docx
@@ -5,28 +5,54 @@
     <w:p>
       <w:pPr>
         <w:jc w:val="center"/>
-      </w:pPr>
-      <w:r>
-        <w:t>Implement the Circuit Breaker pattern in Apache Camel for a banking application with the following two use cases:</w:t>
-      </w:r>
-    </w:p>
-    <w:p>
-      <w:pPr>
         <w:rPr>
           <w:b/>
           <w:bCs/>
+          <w:sz w:val="44"/>
+          <w:szCs w:val="40"/>
         </w:rPr>
       </w:pPr>
       <w:r>
         <w:rPr>
           <w:b/>
           <w:bCs/>
+          <w:sz w:val="44"/>
+          <w:szCs w:val="40"/>
+        </w:rPr>
+        <w:t>Implement the Circuit Breaker pattern in Apache Camel for a banking application with the following two use cases:</w:t>
+      </w:r>
+    </w:p>
+    <w:p>
+      <w:pPr>
+        <w:rPr>
+          <w:b/>
+          <w:bCs/>
+          <w:sz w:val="36"/>
+          <w:szCs w:val="32"/>
+        </w:rPr>
+      </w:pPr>
+      <w:r>
+        <w:rPr>
+          <w:b/>
+          <w:bCs/>
+          <w:sz w:val="36"/>
+          <w:szCs w:val="32"/>
         </w:rPr>
         <w:t>Use Case 1: Account Balance Check Service</w:t>
       </w:r>
     </w:p>
     <w:p>
-      <w:r>
+      <w:pPr>
+        <w:rPr>
+          <w:sz w:val="36"/>
+          <w:szCs w:val="32"/>
+        </w:rPr>
+      </w:pPr>
+      <w:r>
+        <w:rPr>
+          <w:sz w:val="36"/>
+          <w:szCs w:val="32"/>
+        </w:rPr>
         <w:t>Create a route that checks customer account balances by calling an external account service. The circuit breaker should:</w:t>
       </w:r>
     </w:p>
@@ -36,8 +62,16 @@
           <w:ilvl w:val="0"/>
           <w:numId w:val="1"/>
         </w:numPr>
-      </w:pPr>
-      <w:r>
+        <w:rPr>
+          <w:sz w:val="36"/>
+          <w:szCs w:val="32"/>
+        </w:rPr>
+      </w:pPr>
+      <w:r>
+        <w:rPr>
+          <w:sz w:val="36"/>
+          <w:szCs w:val="32"/>
+        </w:rPr>
         <w:t>Open the circuit after 3 consecutive failures when calling the account service</w:t>
       </w:r>
     </w:p>
@@ -47,8 +81,16 @@
           <w:ilvl w:val="0"/>
           <w:numId w:val="1"/>
         </w:numPr>
-      </w:pPr>
-      <w:r>
+        <w:rPr>
+          <w:sz w:val="36"/>
+          <w:szCs w:val="32"/>
+        </w:rPr>
+      </w:pPr>
+      <w:r>
+        <w:rPr>
+          <w:sz w:val="36"/>
+          <w:szCs w:val="32"/>
+        </w:rPr>
         <w:t>Use a 30-second timeout for the account service call</w:t>
       </w:r>
     </w:p>
@@ -58,8 +100,16 @@
           <w:ilvl w:val="0"/>
           <w:numId w:val="1"/>
         </w:numPr>
-      </w:pPr>
-      <w:r>
+        <w:rPr>
+          <w:sz w:val="36"/>
+          <w:szCs w:val="32"/>
+        </w:rPr>
+      </w:pPr>
+      <w:r>
+        <w:rPr>
+          <w:sz w:val="36"/>
+          <w:szCs w:val="32"/>
+        </w:rPr>
         <w:t>When circuit is open, return a fallback response: "Balance check temporarily unavailable - please try again later" with HTTP status 503</w:t>
       </w:r>
     </w:p>
@@ -69,8 +119,16 @@
           <w:ilvl w:val="0"/>
           <w:numId w:val="1"/>
         </w:numPr>
-      </w:pPr>
-      <w:r>
+        <w:rPr>
+          <w:sz w:val="36"/>
+          <w:szCs w:val="32"/>
+        </w:rPr>
+      </w:pPr>
+      <w:r>
+        <w:rPr>
+          <w:sz w:val="36"/>
+          <w:szCs w:val="32"/>
+        </w:rPr>
         <w:t>Include proper logging for circuit state changes</w:t>
       </w:r>
     </w:p>
@@ -79,18 +137,32 @@
         <w:rPr>
           <w:b/>
           <w:bCs/>
+          <w:sz w:val="36"/>
+          <w:szCs w:val="32"/>
         </w:rPr>
       </w:pPr>
       <w:r>
         <w:rPr>
           <w:b/>
           <w:bCs/>
+          <w:sz w:val="36"/>
+          <w:szCs w:val="32"/>
         </w:rPr>
         <w:t>Use Case 2: Fund Transfer Service</w:t>
       </w:r>
     </w:p>
     <w:p>
-      <w:r>
+      <w:pPr>
+        <w:rPr>
+          <w:sz w:val="36"/>
+          <w:szCs w:val="32"/>
+        </w:rPr>
+      </w:pPr>
+      <w:r>
+        <w:rPr>
+          <w:sz w:val="36"/>
+          <w:szCs w:val="32"/>
+        </w:rPr>
         <w:t>Implement a route for processing fund transfers between accounts that:</w:t>
       </w:r>
     </w:p>
@@ -100,8 +172,16 @@
           <w:ilvl w:val="0"/>
           <w:numId w:val="2"/>
         </w:numPr>
-      </w:pPr>
-      <w:r>
+        <w:rPr>
+          <w:sz w:val="36"/>
+          <w:szCs w:val="32"/>
+        </w:rPr>
+      </w:pPr>
+      <w:r>
+        <w:rPr>
+          <w:sz w:val="36"/>
+          <w:szCs w:val="32"/>
+        </w:rPr>
         <w:t>Calls an external transaction processing service</w:t>
       </w:r>
     </w:p>
@@ -111,8 +191,16 @@
           <w:ilvl w:val="0"/>
           <w:numId w:val="2"/>
         </w:numPr>
-      </w:pPr>
-      <w:r>
+        <w:rPr>
+          <w:sz w:val="36"/>
+          <w:szCs w:val="32"/>
+        </w:rPr>
+      </w:pPr>
+      <w:r>
+        <w:rPr>
+          <w:sz w:val="36"/>
+          <w:szCs w:val="32"/>
+        </w:rPr>
         <w:t>Configure circuit breaker to open after 5 failures in a 60-second window</w:t>
       </w:r>
     </w:p>
@@ -122,8 +210,16 @@
           <w:ilvl w:val="0"/>
           <w:numId w:val="2"/>
         </w:numPr>
-      </w:pPr>
-      <w:r>
+        <w:rPr>
+          <w:sz w:val="36"/>
+          <w:szCs w:val="32"/>
+        </w:rPr>
+      </w:pPr>
+      <w:r>
+        <w:rPr>
+          <w:sz w:val="36"/>
+          <w:szCs w:val="32"/>
+        </w:rPr>
         <w:t>Set timeout to 45 seconds for transfer operations</w:t>
       </w:r>
     </w:p>
@@ -133,8 +229,16 @@
           <w:ilvl w:val="0"/>
           <w:numId w:val="2"/>
         </w:numPr>
-      </w:pPr>
-      <w:r>
+        <w:rPr>
+          <w:sz w:val="36"/>
+          <w:szCs w:val="32"/>
+        </w:rPr>
+      </w:pPr>
+      <w:r>
+        <w:rPr>
+          <w:sz w:val="36"/>
+          <w:szCs w:val="32"/>
+        </w:rPr>
         <w:t>When circuit is open, provide fallback: Store the transfer request in a dead letter queue and return "Transfer service degraded - transaction has been queued for processing"</w:t>
       </w:r>
     </w:p>
@@ -144,8 +248,16 @@
           <w:ilvl w:val="0"/>
           <w:numId w:val="2"/>
         </w:numPr>
-      </w:pPr>
-      <w:r>
+        <w:rPr>
+          <w:sz w:val="36"/>
+          <w:szCs w:val="32"/>
+        </w:rPr>
+      </w:pPr>
+      <w:r>
+        <w:rPr>
+          <w:sz w:val="36"/>
+          <w:szCs w:val="32"/>
+        </w:rPr>
         <w:t>Include retry logic with 2 retry attempts before considering a failure for the circuit breaker</w:t>
       </w:r>
     </w:p>
@@ -154,12 +266,16 @@
         <w:rPr>
           <w:b/>
           <w:bCs/>
+          <w:sz w:val="36"/>
+          <w:szCs w:val="32"/>
         </w:rPr>
       </w:pPr>
       <w:r>
         <w:rPr>
           <w:b/>
           <w:bCs/>
+          <w:sz w:val="36"/>
+          <w:szCs w:val="32"/>
         </w:rPr>
         <w:t>Technical Requirements:</w:t>
       </w:r>
@@ -170,8 +286,16 @@
           <w:ilvl w:val="0"/>
           <w:numId w:val="3"/>
         </w:numPr>
-      </w:pPr>
-      <w:r>
+        <w:rPr>
+          <w:sz w:val="36"/>
+          <w:szCs w:val="32"/>
+        </w:rPr>
+      </w:pPr>
+      <w:r>
+        <w:rPr>
+          <w:sz w:val="36"/>
+          <w:szCs w:val="32"/>
+        </w:rPr>
         <w:t>Use Camel's Resilience4j or Hystrix component for circuit breaker implementation</w:t>
       </w:r>
     </w:p>
@@ -181,8 +305,16 @@
           <w:ilvl w:val="0"/>
           <w:numId w:val="3"/>
         </w:numPr>
-      </w:pPr>
-      <w:r>
+        <w:rPr>
+          <w:sz w:val="36"/>
+          <w:szCs w:val="32"/>
+        </w:rPr>
+      </w:pPr>
+      <w:r>
+        <w:rPr>
+          <w:sz w:val="36"/>
+          <w:szCs w:val="32"/>
+        </w:rPr>
         <w:t>Include proper error handling and logging</w:t>
       </w:r>
     </w:p>
@@ -192,8 +324,16 @@
           <w:ilvl w:val="0"/>
           <w:numId w:val="3"/>
         </w:numPr>
-      </w:pPr>
-      <w:r>
+        <w:rPr>
+          <w:sz w:val="36"/>
+          <w:szCs w:val="32"/>
+        </w:rPr>
+      </w:pPr>
+      <w:r>
+        <w:rPr>
+          <w:sz w:val="36"/>
+          <w:szCs w:val="32"/>
+        </w:rPr>
         <w:t>Demonstrate both synchronous and asynchronous processing scenarios</w:t>
       </w:r>
     </w:p>
@@ -203,8 +343,16 @@
           <w:ilvl w:val="0"/>
           <w:numId w:val="3"/>
         </w:numPr>
-      </w:pPr>
-      <w:r>
+        <w:rPr>
+          <w:sz w:val="36"/>
+          <w:szCs w:val="32"/>
+        </w:rPr>
+      </w:pPr>
+      <w:r>
+        <w:rPr>
+          <w:sz w:val="36"/>
+          <w:szCs w:val="32"/>
+        </w:rPr>
         <w:t>Use Spring Boot configuration for circuit breaker settings (timeout, failure threshold, etc.)</w:t>
       </w:r>
     </w:p>
@@ -214,8 +362,16 @@
           <w:ilvl w:val="0"/>
           <w:numId w:val="3"/>
         </w:numPr>
-      </w:pPr>
-      <w:r>
+        <w:rPr>
+          <w:sz w:val="36"/>
+          <w:szCs w:val="32"/>
+        </w:rPr>
+      </w:pPr>
+      <w:r>
+        <w:rPr>
+          <w:sz w:val="36"/>
+          <w:szCs w:val="32"/>
+        </w:rPr>
         <w:t>Include unit tests for both use cases showing circuit breaker behavior</w:t>
       </w:r>
     </w:p>
@@ -224,12 +380,16 @@
         <w:rPr>
           <w:b/>
           <w:bCs/>
+          <w:sz w:val="36"/>
+          <w:szCs w:val="32"/>
         </w:rPr>
       </w:pPr>
       <w:r>
         <w:rPr>
           <w:b/>
           <w:bCs/>
+          <w:sz w:val="36"/>
+          <w:szCs w:val="32"/>
         </w:rPr>
         <w:t>Additional Context:</w:t>
       </w:r>
@@ -240,16 +400,32 @@
           <w:ilvl w:val="0"/>
           <w:numId w:val="4"/>
         </w:numPr>
-      </w:pPr>
-      <w:r>
+        <w:rPr>
+          <w:sz w:val="36"/>
+          <w:szCs w:val="32"/>
+        </w:rPr>
+      </w:pPr>
+      <w:r>
+        <w:rPr>
+          <w:sz w:val="36"/>
+          <w:szCs w:val="32"/>
+        </w:rPr>
         <w:t>Account service endpoints: /api/accounts/{</w:t>
       </w:r>
       <w:proofErr w:type="spellStart"/>
       <w:r>
+        <w:rPr>
+          <w:sz w:val="36"/>
+          <w:szCs w:val="32"/>
+        </w:rPr>
         <w:t>accountId</w:t>
       </w:r>
       <w:proofErr w:type="spellEnd"/>
       <w:r>
+        <w:rPr>
+          <w:sz w:val="36"/>
+          <w:szCs w:val="32"/>
+        </w:rPr>
         <w:t>}/balance</w:t>
       </w:r>
     </w:p>
@@ -259,8 +435,16 @@
           <w:ilvl w:val="0"/>
           <w:numId w:val="4"/>
         </w:numPr>
-      </w:pPr>
-      <w:r>
+        <w:rPr>
+          <w:sz w:val="36"/>
+          <w:szCs w:val="32"/>
+        </w:rPr>
+      </w:pPr>
+      <w:r>
+        <w:rPr>
+          <w:sz w:val="36"/>
+          <w:szCs w:val="32"/>
+        </w:rPr>
         <w:t>Transfer service endpoint: /api/transfers</w:t>
       </w:r>
     </w:p>
@@ -270,12 +454,27 @@
           <w:ilvl w:val="0"/>
           <w:numId w:val="4"/>
         </w:numPr>
-      </w:pPr>
-      <w:r>
+        <w:rPr>
+          <w:sz w:val="36"/>
+          <w:szCs w:val="32"/>
+        </w:rPr>
+      </w:pPr>
+      <w:r>
+        <w:rPr>
+          <w:sz w:val="36"/>
+          <w:szCs w:val="32"/>
+        </w:rPr>
         <w:t>Both services have varying reliability and occasional timeouts</w:t>
       </w:r>
     </w:p>
-    <w:p/>
+    <w:p>
+      <w:pPr>
+        <w:rPr>
+          <w:sz w:val="36"/>
+          <w:szCs w:val="32"/>
+        </w:rPr>
+      </w:pPr>
+    </w:p>
     <w:sectPr>
       <w:pgSz w:w="12240" w:h="15840"/>
       <w:pgMar w:top="1440" w:right="1440" w:bottom="1440" w:left="1440" w:header="720" w:footer="720" w:gutter="0"/>
@@ -1502,6 +1701,7 @@
   <w:style w:type="character" w:default="1" w:styleId="DefaultParagraphFont">
     <w:name w:val="Default Paragraph Font"/>
     <w:uiPriority w:val="1"/>
+    <w:semiHidden/>
     <w:unhideWhenUsed/>
   </w:style>
   <w:style w:type="table" w:default="1" w:styleId="TableNormal">
